--- a/ky/discovery-articles/1.11 Акча жана банк иши.docx
+++ b/ky/discovery-articles/1.11 Акча жана банк иши.docx
@@ -4,527 +4,350 @@
   <w:body>
     <w:p>
       <w:pPr>
-        <w:keepNext/>
-        <w:spacing w:before="280" w:after="120"/>
+        <w:pStyle w:val="Title"/>
+        <w:widowControl/>
       </w:pPr>
       <w:r>
-        <w:rPr>
-          <w:rFonts w:ascii="Calibri" w:hAnsi="Calibri" w:eastAsia="Calibri"/>
-          <w:b/>
-          <w:i w:val="0"/>
-          <w:color w:val="004E8C"/>
-          <w:sz w:val="44"/>
-        </w:rPr>
         <w:t>1.11 Акча жана банк иши</w:t>
       </w:r>
     </w:p>
     <w:p>
       <w:pPr>
-        <w:spacing w:after="80"/>
+        <w:keepNext/>
+        <w:widowControl/>
       </w:pPr>
       <w:r>
         <w:rPr>
-          <w:rFonts w:ascii="Calibri" w:hAnsi="Calibri" w:eastAsia="Calibri"/>
-          <w:b w:val="0"/>
-          <w:i/>
-          <w:color w:val="505050"/>
-          <w:sz w:val="22"/>
+          <w:sz w:val="20"/>
         </w:rPr>
-        <w:t>1. Цивилизациянын пайдубалы</w:t>
-      </w:r>
-    </w:p>
-    <w:p>
-      <w:pPr>
-        <w:spacing w:after="200"/>
-      </w:pPr>
-      <w:r>
-        <w:rPr>
-          <w:rFonts w:ascii="Calibri" w:hAnsi="Calibri" w:eastAsia="Calibri"/>
-          <w:b w:val="0"/>
-          <w:i/>
-          <w:sz w:val="22"/>
-        </w:rPr>
-        <w:t>Мезгил: болжол менен б.з.ч. VII кылым (алгачкы тыйындар); ага чейин карыз жана товар түрүндөгү акча; орто кылымдардан азыркы банктарга чейин | Негизги салттар: Лидия менен байыркы гректердин тыйындары; кийин Евразиядагы ибадатканалар, акча алмаштыруучулар жана банк үйлөрү</w:t>
-      </w:r>
-    </w:p>
-    <w:p>
-      <w:pPr>
-        <w:spacing w:after="160" w:line="276" w:lineRule="auto"/>
-      </w:pPr>
-      <w:r>
-        <w:rPr>
-          <w:rFonts w:ascii="Calibri" w:hAnsi="Calibri" w:eastAsia="Calibri"/>
-          <w:b w:val="0"/>
-          <w:i w:val="0"/>
-          <w:sz w:val="22"/>
-        </w:rPr>
-        <w:t>Акча — таза товар алмашууга караганда соода жүргүзүүнү жеңилдеткен, бааны жалпы өлчөм менен билдирүү каражаты. Банк иши ошол баалуулукту сактоо, карызга берүү жана убакыт менен аралыкка карабай коопсуз которуу зарылдыгынан өнүккөн.</w:t>
+        <w:t>1. Цивилизациянын негиздери</w:t>
       </w:r>
     </w:p>
     <w:p>
       <w:pPr>
         <w:keepNext/>
-        <w:spacing w:before="240" w:after="120"/>
+        <w:widowControl/>
       </w:pPr>
       <w:r>
         <w:rPr>
-          <w:rFonts w:ascii="Calibri" w:hAnsi="Calibri" w:eastAsia="Calibri"/>
-          <w:b/>
-          <w:i w:val="0"/>
-          <w:color w:val="004E8C"/>
-          <w:sz w:val="28"/>
+          <w:sz w:val="20"/>
         </w:rPr>
-        <w:t>Негизги фактылар</w:t>
+        <w:t>Мезгил: болжол менен б. з. ч. VII кылым (алгачкы тыйындар); андан мурдагы кредит жана товардык акча; орто кылымдардан азыркы банктарга чейин | Негизги салым кошкондор: Лидия менен гректердин тыйын чыгаруу салттары; кийин Евразиядагы храмдар, акча алмаштыруучулар жана банк үйлөрү</w:t>
+      </w:r>
+    </w:p>
+    <w:p>
+      <w:pPr>
+        <w:widowControl/>
+      </w:pPr>
+      <w:r>
+        <w:t>Акча — нарктын жалпы кабыл алынган өлчөмү. Ал товарды товарга түз алмаштырууга караганда сооданы жеңилдетет. Банк иши ушул наркты сактоо, карызга берүү жана убакыт менен аралыкты эске алып коопсуз өткөрүү жолу катары өнүккөн.</w:t>
+      </w:r>
+    </w:p>
+    <w:p>
+      <w:pPr>
+        <w:pStyle w:val="Heading1"/>
+        <w:widowControl/>
+      </w:pPr>
+      <w:r>
+        <w:t>Негизги маалыматтар</w:t>
       </w:r>
     </w:p>
     <w:p>
       <w:pPr>
         <w:pStyle w:val="ListBullet"/>
+        <w:widowControl/>
       </w:pPr>
       <w:r>
-        <w:rPr>
-          <w:rFonts w:ascii="Calibri" w:hAnsi="Calibri" w:eastAsia="Calibri"/>
-          <w:b w:val="0"/>
-          <w:i w:val="0"/>
-          <w:sz w:val="22"/>
-        </w:rPr>
-        <w:t>Алгачкы тыйындар б.з.ч. VII–VI кылымдарда Лидияда жана ага коңшу грек шаарларында колдонулганы так далилденген</w:t>
+        <w:t>Лидияда жана ага коңшу грек шаарларында б. з. ч. VII–VI кылымдарда тыйын колдонулганы так далилденген.</w:t>
       </w:r>
     </w:p>
     <w:p>
       <w:pPr>
         <w:pStyle w:val="ListBullet"/>
+        <w:widowControl/>
       </w:pPr>
       <w:r>
-        <w:rPr>
-          <w:rFonts w:ascii="Calibri" w:hAnsi="Calibri" w:eastAsia="Calibri"/>
-          <w:b w:val="0"/>
-          <w:i w:val="0"/>
-          <w:sz w:val="22"/>
-        </w:rPr>
-        <w:t>Тыйын пайда болгонго чейин эле адамдар данды, салмагы өлчөнгөн металлды жана жазуу түрүндө катталган карызды колдонушкан</w:t>
+        <w:t>Тыйындарга чейин эле дан, салмагы боюнча бааланган металл жана жазуу менен катталган карыз колдонулган.</w:t>
       </w:r>
     </w:p>
     <w:p>
       <w:pPr>
         <w:pStyle w:val="ListBullet"/>
+        <w:widowControl/>
       </w:pPr>
       <w:r>
-        <w:rPr>
-          <w:rFonts w:ascii="Calibri" w:hAnsi="Calibri" w:eastAsia="Calibri"/>
-          <w:b w:val="0"/>
-          <w:i w:val="0"/>
-          <w:sz w:val="22"/>
-        </w:rPr>
-        <w:t>Ибадатканалар менен соодагерлер баалуу буюмдарды сактап, аманатка ээлик кылууну ырастаган документтерди беришкен</w:t>
+        <w:t>Храмдар менен соодагерлер баалуулуктарды сактап, салынган мүлктү талап кылууга укук берген документтерди беришкен.</w:t>
       </w:r>
     </w:p>
     <w:p>
       <w:pPr>
         <w:pStyle w:val="ListBullet"/>
+        <w:widowControl/>
       </w:pPr>
       <w:r>
-        <w:rPr>
-          <w:rFonts w:ascii="Calibri" w:hAnsi="Calibri" w:eastAsia="Calibri"/>
-          <w:b w:val="0"/>
-          <w:i w:val="0"/>
-          <w:sz w:val="22"/>
-        </w:rPr>
-        <w:t>Которулма вексель жана эсеп китептери ар бир тыйынды кошо ташыбай эле алыска соода жүргүзүүгө мүмкүнчүлүк берген</w:t>
+        <w:t>Алмашуу векселдери жана эсеп китептери ар бир тыйынды ташыбай соода жүргүзүүгө мүмкүндүк берген.</w:t>
       </w:r>
     </w:p>
     <w:p>
       <w:pPr>
         <w:pStyle w:val="ListBullet"/>
+        <w:widowControl/>
       </w:pPr>
       <w:r>
-        <w:rPr>
-          <w:rFonts w:ascii="Calibri" w:hAnsi="Calibri" w:eastAsia="Calibri"/>
-          <w:b w:val="0"/>
-          <w:i w:val="0"/>
-          <w:sz w:val="22"/>
-        </w:rPr>
-        <w:t>Азыркы банктар аманат, насыя жана төлөм тутумдарын бирдиктүү инфраструктурага бириктирет</w:t>
+        <w:t>Азыркы банктар салымдарды, кредитти жана төлөм системаларын бир инфраструктурага бириктирет.</w:t>
       </w:r>
     </w:p>
     <w:p>
       <w:pPr>
-        <w:keepNext/>
-        <w:spacing w:before="240" w:after="120"/>
+        <w:pStyle w:val="Heading1"/>
+        <w:widowControl/>
       </w:pPr>
       <w:r>
-        <w:rPr>
-          <w:rFonts w:ascii="Calibri" w:hAnsi="Calibri" w:eastAsia="Calibri"/>
-          <w:b/>
-          <w:i w:val="0"/>
-          <w:color w:val="004E8C"/>
-          <w:sz w:val="28"/>
-        </w:rPr>
-        <w:t>Бул эмне</w:t>
+        <w:t>Бул эмне?</w:t>
       </w:r>
     </w:p>
     <w:p>
       <w:pPr>
-        <w:spacing w:after="160" w:line="276" w:lineRule="auto"/>
+        <w:widowControl/>
       </w:pPr>
       <w:r>
-        <w:rPr>
-          <w:rFonts w:ascii="Calibri" w:hAnsi="Calibri" w:eastAsia="Calibri"/>
-          <w:b w:val="0"/>
-          <w:i w:val="0"/>
-          <w:sz w:val="22"/>
-        </w:rPr>
-        <w:t>Акча — коом товарга баа коюу, карызды төлөө жана сатып алуу мүмкүнчүлүгүн сактоо үчүн жалпы кабыл алган каражат. Ал мөөр басылган металл, кагаз милдеттенме же электрондук эсеп болушу мүмкүн; жасалган материалына караганда ага болгон коомдук ишеним маанилүүрөөк. Банк иши ошол баалуулукту уюшкан түрдө сактоону жана жүгүртүүнү камсыз кылат: аманат кабыл алат, насыя берет, валютаны алмаштырат жана ким кимге канча карыз экенин каттайт. Мунун аркасында эки адамга тең бири-биринин товарын дал ошол учурда каалоо зарылдыгы жоголот. Күнүмдүк тил менен айтканда, акча «канча турат?» деген суроого, ал эми банк «аны кантип сактап, кантип жөнөтөбүз?» деген суроого жооп берет.</w:t>
+        <w:t>Акча — коом товарга баа коюуда, карыз төлөөдө жана сатып алуу мүмкүнчүлүгүн сактоодо кеңири кабыл алган каражат. Ал белги басылган металл, кагаз документ же санарип эсептеги калдык болушу мүмкүн. Материалдан да адамдардын аны кабыл алуусу маанилүү. Банк иши бул наркты уюшкан түрдө сактоону жана өткөрүүнү камтыйт: салым кабыл алуу, насыя берүү, валюта алмаштыруу жана кимдин кимге канча карыз экенин каттоо. Акча менен банк товар алмашууда эки тараптын каалоосу дал келген адамды издеп убара болууну азайтат. Жөнөкөй айтканда, акча «канча?» дегенге, банк «кантип сактайбыз жана жөнөтөбүз?» дегенге жооп берет.</w:t>
       </w:r>
     </w:p>
     <w:p>
       <w:pPr>
-        <w:keepNext/>
-        <w:spacing w:before="240" w:after="120"/>
+        <w:pStyle w:val="Heading1"/>
+        <w:widowControl/>
       </w:pPr>
       <w:r>
-        <w:rPr>
-          <w:rFonts w:ascii="Calibri" w:hAnsi="Calibri" w:eastAsia="Calibri"/>
-          <w:b/>
-          <w:i w:val="0"/>
-          <w:color w:val="004E8C"/>
-          <w:sz w:val="28"/>
-        </w:rPr>
-        <w:t>Аны ким ачкан же ойлоп тапкан</w:t>
+        <w:t xml:space="preserve">Ким ойлоп тапкан</w:t>
       </w:r>
     </w:p>
     <w:p>
       <w:pPr>
-        <w:spacing w:after="160" w:line="276" w:lineRule="auto"/>
+        <w:widowControl/>
       </w:pPr>
       <w:r>
-        <w:rPr>
-          <w:rFonts w:ascii="Calibri" w:hAnsi="Calibri" w:eastAsia="Calibri"/>
-          <w:b w:val="0"/>
-          <w:i w:val="0"/>
-          <w:sz w:val="22"/>
-        </w:rPr>
-        <w:t>Акчаны бир гана адам бир күндө ойлоп тапкан эмес. Месопотамиядагы эсеп жазмаларында тыйындан кыйла мурда эле товар түрүндөгү акча жана карыз катталган. Байыркы салт боюнча, алтын менен күмүштүн табигый эритмесинен жасалган алгачкы тыйындар Батыш Анадолудагы Лидияга таандык; грек шаар-мамлекеттери тыйын согууну андан ары өркүндөткөн. Банктык ыкмалар Жер Ортолук деңизинин боюндагы, ислам дүйнөсүндөгү, Кытайдагы жана орто кылымдагы Европадагы ибадатканалардын, соодагерлердин, кийин атайын банк үйлөрүнүн ишинде калыптанган. Негизги идея — ишеним жараткан белги менен ишенимдүү эсеп — атактуу банктардын баарынан улуу.</w:t>
+        <w:t>Акчаны бир гений бир күндө ойлоп тапкан эмес. Месопотамиянын эсеп жазууларында тыйындан көп мурда товардык акча жана кредит кездешет. Классикалык тарыхый салт алгачкы электрум — алтын менен күмүштүн табигый кошулмасы — тыйындарын Батыш Анадолудагы Лидия менен байланыштырат. Грек шаар-мамлекеттери тыйын чегүүнү өркүндөткөн. Банктык тажрыйбалар храмдарда, соодагерлерде, кийин Жер Ортолук деңиз аймагында, ислам дүйнөсүндө, Кытайда жана орто кылымдагы Европада адистешкен үйлөрдө өнүккөн. Ишенимдүү төлөм белгиси менен ишенимдүү эсеп жазуусу деген негизги идея белгилүү банк фирмаларынан кыйла байыркы.</w:t>
       </w:r>
     </w:p>
     <w:p>
       <w:pPr>
-        <w:keepNext/>
-        <w:spacing w:before="240" w:after="120"/>
+        <w:pStyle w:val="Heading1"/>
+        <w:widowControl/>
       </w:pPr>
       <w:r>
-        <w:rPr>
-          <w:rFonts w:ascii="Calibri" w:hAnsi="Calibri" w:eastAsia="Calibri"/>
-          <w:b/>
-          <w:i w:val="0"/>
-          <w:color w:val="004E8C"/>
-          <w:sz w:val="28"/>
-        </w:rPr>
-        <w:t>Качан жана кантип пайда болгон</w:t>
+        <w:t>Качан жана кантип пайда болгон?</w:t>
       </w:r>
     </w:p>
     <w:p>
       <w:pPr>
-        <w:spacing w:after="160" w:line="276" w:lineRule="auto"/>
+        <w:widowControl/>
       </w:pPr>
       <w:r>
-        <w:rPr>
-          <w:rFonts w:ascii="Calibri" w:hAnsi="Calibri" w:eastAsia="Calibri"/>
-          <w:b w:val="0"/>
-          <w:i w:val="0"/>
-          <w:sz w:val="22"/>
-        </w:rPr>
-        <w:t>Б.з.ч. VII кылымга карата Лидияда жана ага жакын грек аймактарында мөөр басылган тыйындар жүгүртүүгө кирген. Андан мурдагы чопо такталарда эле күмүштүн салмагы жана дан түрүндө берилген карыздар катталган. Орто кылымдагы Европа менен ислам соода дүйнөсүндө которулма векселдер өнүккөн: соодагер тыйын жүктөлгөн арабаны ташыбай эле бир шаарда төлөп, башка шаардан акчасын ала алган. Коомдук банктар, кийин борбордук банктар банкнотторду жана банктар аралык эсептешүүнү бир тартипке салган. Ар бир баскыч ишеним, майдалап бөлүү, оңой ташуу жана ээликти далилдөө маселелерин чечкен.</w:t>
+        <w:t>Б. з. ч. VII кылымга карата Лидияда жана жакынкы грек коомдорунда белги басылган тыйындар жүгүртүлгөн. Андан мурдагы такталарда күмүштүн салмагы жана дан карыздары катталган. Орто кылымдагы Европа менен ислам соода чөйрөсүндө алмашуу векселдери өнүккөн. Бул документтер бир шаардагы соодагерге тыйын толгон арабаларды ташыбай, башка шаардан төлөм алууга мүмкүндүк берген. Коомдук банктар, кийин борбордук банктар банкноталарды жана өз ара төлөмдөрдү эсептешүүнү бир тартипке келтирген. Ар бир баскыч ишеним, бөлүктөргө бөлүү, алып жүрүү жана ээликти далилдөө маселелерин чечкен.</w:t>
       </w:r>
     </w:p>
     <w:p>
       <w:pPr>
-        <w:keepNext/>
-        <w:spacing w:before="240" w:after="120"/>
+        <w:pStyle w:val="Heading1"/>
+        <w:widowControl/>
       </w:pPr>
       <w:r>
-        <w:rPr>
-          <w:rFonts w:ascii="Calibri" w:hAnsi="Calibri" w:eastAsia="Calibri"/>
-          <w:b/>
-          <w:i w:val="0"/>
-          <w:color w:val="004E8C"/>
-          <w:sz w:val="28"/>
-        </w:rPr>
-        <w:t>Илимий жактан мааниси</w:t>
+        <w:t>Илим үчүн мааниси</w:t>
       </w:r>
     </w:p>
     <w:p>
       <w:pPr>
-        <w:spacing w:after="160" w:line="276" w:lineRule="auto"/>
+        <w:widowControl/>
       </w:pPr>
       <w:r>
-        <w:rPr>
-          <w:rFonts w:ascii="Calibri" w:hAnsi="Calibri" w:eastAsia="Calibri"/>
-          <w:b w:val="0"/>
-          <w:i w:val="0"/>
-          <w:sz w:val="22"/>
-        </w:rPr>
-        <w:t>Акча баалуулукту эсепке алынуучу бирдикке айландырып, арифметика, бухгалтердик эсеп жана статистиканы ири масштабда колдонууга шарт түзөт. Эсеп китептери — талаптар менен милдеттенмелерди узакка сактаган маалымат технологиясы. Пайыз, тобокелдик жана валюта курсу азыркы каржы теориясы пайда болгонго чейин эле математикалык эсептөөгө түрткү берген. Археологдор тыйындар аркылуу эстеликтердин датасын аныктайт, ал эми экономика тарыхчылары тыйын чыгаруу көлөмүн маалымат катары талдайт. Илимий өңүттөн алганда, акча жана банк иши — так эмес жана саясаттан ажырагыс болсо да, коом үчүн өтө таасирдүү өлчөө тутуму.</w:t>
+        <w:t>Акча наркты эсептелүүчү бирдиктерге айландырып, арифметиканы, бухгалтерияны жана статистиканы чоң көлөмдө колдонууга шарт түзөт. Эсеп китептери — маалымат технологиясынын бир түрү: алар талап кылуу укуктарын узакка сактайт. Пайыз, тобокелдик жана алмашуу курсу азыркы каржы теориясына чейин эле математикалык моделдерди талап кылган. Археологдор табылган тыйындар аркылуу эстеликтердин мезгилин аныкташат; экономикалык тарыхчылар чыгарылган тыйындын көлөмүн маалымат катары карашат. Илимий жактан акча жана банк иши коомдук өлчөө системасы болуп саналат. Ага так эместиктер менен саясат таасир этсе да, мүмкүнчүлүгү чоң.</w:t>
       </w:r>
     </w:p>
     <w:p>
       <w:pPr>
-        <w:keepNext/>
-        <w:spacing w:before="240" w:after="120"/>
+        <w:pStyle w:val="Heading1"/>
+        <w:widowControl/>
       </w:pPr>
       <w:r>
-        <w:rPr>
-          <w:rFonts w:ascii="Calibri" w:hAnsi="Calibri" w:eastAsia="Calibri"/>
-          <w:b/>
-          <w:i w:val="0"/>
-          <w:color w:val="004E8C"/>
-          <w:sz w:val="28"/>
-        </w:rPr>
-        <w:t>Кийинки өнүгүүлөргө тийгизген таасири</w:t>
+        <w:t>Кийинки өнүгүүгө тийгизген таасири</w:t>
       </w:r>
     </w:p>
     <w:p>
       <w:pPr>
-        <w:spacing w:after="160" w:line="276" w:lineRule="auto"/>
+        <w:widowControl/>
       </w:pPr>
       <w:r>
-        <w:rPr>
-          <w:rFonts w:ascii="Calibri" w:hAnsi="Calibri" w:eastAsia="Calibri"/>
-          <w:b w:val="0"/>
-          <w:i w:val="0"/>
-          <w:sz w:val="22"/>
-        </w:rPr>
-        <w:t>Ишенимдүү акча армияны, флотту жана алыскы сооданы каржылоого мүмкүндүк берген. Насыя устаканалардын, кийин фабрикалардын ишин кеңейткен. Акционердик коомдор менен фондулук биржалар өткөрүп берүүгө боло турган үлүш жана милдеттенмелердин негизинде түзүлгөн. Кагаз акча менен электрондук төлөм эсептешүү убактысын бир нече жумадан бир нече секундага чейин кыскарткан. Камсыздандыруу, салык жана мамлекеттик карыз акча бирдигине таянат. Бирдиктүү алмашуу каражаты менен насыя болбосо, өнөр жай капиталы жана дүйнөлүк жеткирүү чынжырлары жергиликтүү товар алмашуунун чегинен чыга алмак эмес.</w:t>
+        <w:t>Ишенимдүү акча аскерлерди, флотторду жана алыскы сооданы каржылаган. Кредит устаканаларга, кийин фабрикаларга каражат берген. Акционердик коомдор менен биржалар башка адамга өткөрүлө алган мүлктүк укуктарга таянган. Кагаз акча жана электрондук төлөмдөр эсептешүү убактысын жумалардан секунддарга чейин кыскарткан. Камсыздандыруу, салык жана мамлекеттик карыз акча бирдиктерин талап кылат. Стандартташкан алмашуу менен кредит болбосо, өнөр жай капиталы жана дүйнөлүк жеткирүү тармактары жергиликтүү товар алмашуунун чегинен чыга алмак эмес.</w:t>
       </w:r>
     </w:p>
     <w:p>
       <w:pPr>
-        <w:keepNext/>
-        <w:spacing w:before="240" w:after="120"/>
+        <w:pStyle w:val="Heading1"/>
+        <w:widowControl/>
       </w:pPr>
       <w:r>
-        <w:rPr>
-          <w:rFonts w:ascii="Calibri" w:hAnsi="Calibri" w:eastAsia="Calibri"/>
-          <w:b/>
-          <w:i w:val="0"/>
-          <w:color w:val="004E8C"/>
-          <w:sz w:val="28"/>
-        </w:rPr>
-        <w:t>Адамдардын жашоосун кантип өзгөрткөн</w:t>
+        <w:t>Адамдардын жашоосун кантип өзгөрткөн?</w:t>
       </w:r>
     </w:p>
     <w:p>
       <w:pPr>
-        <w:spacing w:after="160" w:line="276" w:lineRule="auto"/>
+        <w:widowControl/>
       </w:pPr>
       <w:r>
-        <w:rPr>
-          <w:rFonts w:ascii="Calibri" w:hAnsi="Calibri" w:eastAsia="Calibri"/>
-          <w:b w:val="0"/>
-          <w:i w:val="0"/>
-          <w:sz w:val="22"/>
-        </w:rPr>
-        <w:t>Акча бири-бирин жакшы тааныбаган адамдарга да соода жүргүзүүгө жол ачкан. Эмгек акы, ижара жана салык так эсептеле баштаган. Банк үй-бүлөлөргө жана ишканаларга кышка, алыскы сапарга же жаңы машинага каражат топтоого мүмкүнчүлүк берген. Бирок ал инфляция, банктын төлөй албай калышы, карыз каатчылыгы жана насыяга жетүүдөгү теңсиздик сыяктуу жаңы тобокелдиктерди да жараткан. Музейдеги байыркы тыйын менен телефондогу эсеп калдыгы — ишенимге негизделген алмашуунун бир эле узак тарыхынын эки учу.</w:t>
+        <w:t>Акча бири-бирин жакшы тааныбаган адамдарга соода кылууга шарт түзгөн. Эмгек акы, ижара жана салыктар эсептелүүчү болгон. Банктар үй-бүлөлөргө жана ишканаларга кышка, сапарга же машина алууга каражат топтоого жардам берген. Бирок жаңы тобокелдиктер да чыккан: баалардын жалпы өсүшү — инфляция, салымдарды бир учурда жапырт алып кетүү, карыз кризистери жана насыяга жетүүдөгү теңсиздик. Музейдеги тыйын менен телефондогу эсептин калдыгы ишенимге негизделген алмашуунун бирдиктүү тарыхын улантат.</w:t>
       </w:r>
     </w:p>
     <w:p>
       <w:pPr>
-        <w:keepNext/>
-        <w:spacing w:before="240" w:after="120"/>
+        <w:pStyle w:val="Heading1"/>
+        <w:widowControl/>
       </w:pPr>
       <w:r>
-        <w:rPr>
-          <w:rFonts w:ascii="Calibri" w:hAnsi="Calibri" w:eastAsia="Calibri"/>
-          <w:b/>
-          <w:i w:val="0"/>
-          <w:color w:val="004E8C"/>
-          <w:sz w:val="28"/>
-        </w:rPr>
-        <w:t>Булактар жана шилтемелер</w:t>
+        <w:t>Булактар жана кошумча окуу</w:t>
       </w:r>
     </w:p>
     <w:p>
       <w:pPr>
-        <w:keepNext/>
-        <w:spacing w:before="240" w:after="120"/>
+        <w:pStyle w:val="Heading2"/>
+        <w:widowControl/>
       </w:pPr>
       <w:r>
         <w:rPr>
-          <w:rFonts w:ascii="Calibri" w:hAnsi="Calibri" w:eastAsia="Calibri"/>
-          <w:b/>
-          <w:i w:val="0"/>
-          <w:color w:val="004E8C"/>
-          <w:sz w:val="24"/>
+          <w:sz w:val="20"/>
         </w:rPr>
-        <w:t>A. Китептер жана негизги илимий эмгектер</w:t>
+        <w:t>Китептер жана негизги илимий эмгектер</w:t>
       </w:r>
     </w:p>
     <w:p>
       <w:pPr>
-        <w:spacing w:after="80"/>
-        <w:ind w:left="360"/>
+        <w:widowControl/>
       </w:pPr>
       <w:r>
         <w:rPr>
-          <w:rFonts w:ascii="Calibri" w:hAnsi="Calibri" w:eastAsia="Calibri"/>
-          <w:b w:val="0"/>
-          <w:i w:val="0"/>
-          <w:sz w:val="22"/>
+          <w:sz w:val="20"/>
         </w:rPr>
         <w:t>1. Davies, Glyn. A History of Money. 3rd ed. Cardiff: University of Wales Press, 2002.</w:t>
       </w:r>
     </w:p>
     <w:p>
       <w:pPr>
-        <w:keepNext/>
-        <w:spacing w:before="240" w:after="120"/>
+        <w:pStyle w:val="Heading2"/>
+        <w:widowControl/>
       </w:pPr>
       <w:r>
         <w:rPr>
-          <w:rFonts w:ascii="Calibri" w:hAnsi="Calibri" w:eastAsia="Calibri"/>
-          <w:b/>
-          <w:i w:val="0"/>
-          <w:color w:val="004E8C"/>
-          <w:sz w:val="24"/>
+          <w:sz w:val="20"/>
         </w:rPr>
-        <w:t>C. Мекемелердин материалдары жана энциклопедиялык булактар</w:t>
+        <w:t>Уюмдардын жана энциклопедиялардын материалдары</w:t>
       </w:r>
     </w:p>
     <w:p>
       <w:pPr>
-        <w:spacing w:after="80"/>
-        <w:ind w:left="360"/>
+        <w:widowControl/>
       </w:pPr>
       <w:r>
         <w:rPr>
-          <w:rFonts w:ascii="Calibri" w:hAnsi="Calibri" w:eastAsia="Calibri"/>
-          <w:b w:val="0"/>
-          <w:i w:val="0"/>
-          <w:sz w:val="22"/>
+          <w:sz w:val="20"/>
         </w:rPr>
-        <w:t>1. Encyclopaedia Britannica. “Money” (“Акча”).</w:t>
-      </w:r>
-      <w:r>
-        <w:rPr>
-          <w:rFonts w:ascii="Calibri" w:hAnsi="Calibri" w:eastAsia="Calibri"/>
-          <w:b w:val="0"/>
-          <w:i w:val="0"/>
-          <w:sz w:val="22"/>
-        </w:rPr>
-        <w:t xml:space="preserve"> </w:t>
+        <w:t xml:space="preserve">1. Encyclopaedia Britannica. 'Money.' </w:t>
       </w:r>
       <w:hyperlink r:id="rId9">
         <w:r>
           <w:rPr>
-            <w:rFonts w:ascii="Calibri" w:hAnsi="Calibri" w:eastAsia="Calibri"/>
-            <w:b w:val="0"/>
-            <w:i w:val="0"/>
-            <w:sz w:val="22"/>
-            <w:color w:val="0563C1"/>
-            <w:u w:val="single"/>
+            <w:sz w:val="20"/>
           </w:rPr>
           <w:t>https://www.britannica.com/money/money</w:t>
         </w:r>
       </w:hyperlink>
+      <w:r>
+        <w:rPr>
+          <w:sz w:val="20"/>
+        </w:rPr>
+      </w:r>
     </w:p>
     <w:p>
       <w:pPr>
-        <w:spacing w:after="80"/>
-        <w:ind w:left="360"/>
+        <w:widowControl/>
       </w:pPr>
       <w:r>
         <w:rPr>
-          <w:rFonts w:ascii="Calibri" w:hAnsi="Calibri" w:eastAsia="Calibri"/>
-          <w:b w:val="0"/>
-          <w:i w:val="0"/>
-          <w:sz w:val="22"/>
+          <w:sz w:val="20"/>
         </w:rPr>
-        <w:t>2. Encyclopaedia Britannica. “Bank” (“Банк”).</w:t>
-      </w:r>
-      <w:r>
-        <w:rPr>
-          <w:rFonts w:ascii="Calibri" w:hAnsi="Calibri" w:eastAsia="Calibri"/>
-          <w:b w:val="0"/>
-          <w:i w:val="0"/>
-          <w:sz w:val="22"/>
-        </w:rPr>
-        <w:t xml:space="preserve"> </w:t>
+        <w:t xml:space="preserve">2. Encyclopaedia Britannica. 'Bank.' </w:t>
       </w:r>
       <w:hyperlink r:id="rId10">
         <w:r>
           <w:rPr>
-            <w:rFonts w:ascii="Calibri" w:hAnsi="Calibri" w:eastAsia="Calibri"/>
-            <w:b w:val="0"/>
-            <w:i w:val="0"/>
-            <w:sz w:val="22"/>
-            <w:color w:val="0563C1"/>
-            <w:u w:val="single"/>
+            <w:sz w:val="20"/>
           </w:rPr>
           <w:t>https://www.britannica.com/money/bank</w:t>
         </w:r>
       </w:hyperlink>
-    </w:p>
-    <w:p>
-      <w:pPr>
-        <w:keepNext/>
-        <w:spacing w:before="240" w:after="120"/>
-      </w:pPr>
       <w:r>
         <w:rPr>
-          <w:rFonts w:ascii="Calibri" w:hAnsi="Calibri" w:eastAsia="Calibri"/>
-          <w:b/>
-          <w:i w:val="0"/>
-          <w:color w:val="004E8C"/>
-          <w:sz w:val="24"/>
+          <w:sz w:val="20"/>
         </w:rPr>
-        <w:t>D. Музейлердин, архивдердин жана китепканалардын материалдары</w:t>
       </w:r>
     </w:p>
     <w:p>
       <w:pPr>
-        <w:spacing w:after="80"/>
-        <w:ind w:left="360"/>
+        <w:pStyle w:val="Heading2"/>
+        <w:widowControl/>
       </w:pPr>
       <w:r>
         <w:rPr>
-          <w:rFonts w:ascii="Calibri" w:hAnsi="Calibri" w:eastAsia="Calibri"/>
-          <w:b w:val="0"/>
-          <w:i w:val="0"/>
-          <w:sz w:val="22"/>
+          <w:sz w:val="20"/>
         </w:rPr>
-        <w:t>1. Bank of England Museum. Акча менен банк ишинин тарыхы.</w:t>
+        <w:t>Музейлердин, архивдердин жана китепканалардын материалдары</w:t>
       </w:r>
+    </w:p>
+    <w:p>
+      <w:pPr>
+        <w:widowControl/>
+      </w:pPr>
       <w:r>
         <w:rPr>
-          <w:rFonts w:ascii="Calibri" w:hAnsi="Calibri" w:eastAsia="Calibri"/>
-          <w:b w:val="0"/>
-          <w:i w:val="0"/>
-          <w:sz w:val="22"/>
+          <w:sz w:val="20"/>
         </w:rPr>
-        <w:t xml:space="preserve"> </w:t>
+        <w:t xml:space="preserve">1. Bank of England Museum. History of money and banking. </w:t>
       </w:r>
       <w:hyperlink r:id="rId11">
         <w:r>
           <w:rPr>
-            <w:rFonts w:ascii="Calibri" w:hAnsi="Calibri" w:eastAsia="Calibri"/>
-            <w:b w:val="0"/>
-            <w:i w:val="0"/>
-            <w:sz w:val="22"/>
-            <w:color w:val="0563C1"/>
-            <w:u w:val="single"/>
+            <w:sz w:val="20"/>
           </w:rPr>
           <w:t>https://www.bankofengland.co.uk/museum</w:t>
         </w:r>
       </w:hyperlink>
+      <w:r>
+        <w:rPr>
+          <w:sz w:val="20"/>
+        </w:rPr>
+      </w:r>
     </w:p>
     <w:sectPr>
-      <w:pgSz w:w="12240" w:h="15840"/>
-      <w:pgMar w:top="1296" w:right="1440" w:bottom="1296" w:left="1440" w:header="720" w:footer="720" w:gutter="0"/>
+      <w:footerReference w:type="default" r:id="rId12"/>
+      <w:pgSz w:w="11906" w:h="16838"/>
+      <w:pgMar w:top="1020" w:right="1134" w:bottom="1020" w:left="1134" w:header="720" w:footer="720" w:gutter="0"/>
       <w:cols w:space="720"/>
       <w:docGrid w:linePitch="360"/>
     </w:sectPr>
   </w:body>
 </w:document>
+</file>
+
+<file path=word/footer1.xml><?xml version="1.0" encoding="utf-8"?>
+<w:ftr xmlns:m="http://schemas.openxmlformats.org/officeDocument/2006/math" xmlns:mc="http://schemas.openxmlformats.org/markup-compatibility/2006" xmlns:mo="http://schemas.microsoft.com/office/mac/office/2008/main" xmlns:mv="urn:schemas-microsoft-com:mac:vml" xmlns:o="urn:schemas-microsoft-com:office:office" xmlns:r="http://schemas.openxmlformats.org/officeDocument/2006/relationships" xmlns:v="urn:schemas-microsoft-com:vml" xmlns:w10="urn:schemas-microsoft-com:office:word" xmlns:w14="http://schemas.microsoft.com/office/word/2010/wordml" xmlns:w="http://schemas.openxmlformats.org/wordprocessingml/2006/main" xmlns:wne="http://schemas.microsoft.com/office/word/2006/wordml" xmlns:wp14="http://schemas.microsoft.com/office/word/2010/wordprocessingDrawing" xmlns:wp="http://schemas.openxmlformats.org/drawingml/2006/wordprocessingDrawing" xmlns:wpc="http://schemas.microsoft.com/office/word/2010/wordprocessingCanvas" xmlns:wpg="http://schemas.microsoft.com/office/word/2010/wordprocessingGroup" xmlns:wpi="http://schemas.microsoft.com/office/word/2010/wordprocessingInk" xmlns:wps="http://schemas.microsoft.com/office/word/2010/wordprocessingShape" mc:Ignorable="w14 wp14">
+  <w:p>
+    <w:pPr>
+      <w:pStyle w:val="Footer"/>
+      <w:jc w:val="right"/>
+    </w:pPr>
+    <w:fldSimple w:instr="PAGE"/>
+  </w:p>
+</w:ftr>
 </file>
 
 <file path=word/numbering.xml><?xml version="1.0" encoding="utf-8"?>
@@ -735,7 +558,7 @@
   <w:docDefaults>
     <w:rPrDefault>
       <w:rPr>
-        <w:rFonts w:asciiTheme="minorHAnsi" w:eastAsiaTheme="minorEastAsia" w:hAnsiTheme="minorHAnsi" w:cstheme="minorBidi"/>
+        <w:rFonts/>
         <w:sz w:val="22"/>
         <w:szCs w:val="22"/>
         <w:lang w:val="en-US" w:eastAsia="en-US" w:bidi="ar-SA"/>
@@ -890,6 +713,15 @@
     <w:name w:val="Normal"/>
     <w:qFormat/>
     <w:rsid w:val="00FC693F"/>
+    <w:pPr>
+      <w:spacing w:after="120" w:line="259" w:lineRule="auto"/>
+    </w:pPr>
+    <w:rPr>
+      <w:rFonts w:ascii="Times New Roman" w:hAnsi="Times New Roman"/>
+      <w:color w:val="000000"/>
+      <w:sz w:val="24"/>
+      <w:lang w:val="ky-KG"/>
+    </w:rPr>
   </w:style>
   <w:style w:type="paragraph" w:styleId="Header">
     <w:name w:val="header"/>
@@ -946,16 +778,17 @@
     <w:pPr>
       <w:keepNext/>
       <w:keepLines/>
-      <w:spacing w:before="480" w:after="0"/>
+      <w:spacing w:before="480" w:after="120" w:line="259" w:lineRule="auto"/>
       <w:outlineLvl w:val="0"/>
     </w:pPr>
     <w:rPr>
-      <w:rFonts w:asciiTheme="majorHAnsi" w:eastAsiaTheme="majorEastAsia" w:hAnsiTheme="majorHAnsi" w:cstheme="majorBidi"/>
+      <w:rFonts w:ascii="Times New Roman" w:hAnsi="Times New Roman"/>
       <w:b/>
       <w:bCs/>
-      <w:color w:val="365F91" w:themeColor="accent1" w:themeShade="BF"/>
-      <w:sz w:val="28"/>
+      <w:color w:val="000000"/>
+      <w:sz w:val="26"/>
       <w:szCs w:val="28"/>
+      <w:lang w:val="ky-KG"/>
     </w:rPr>
   </w:style>
   <w:style w:type="paragraph" w:styleId="Heading2">
@@ -970,16 +803,17 @@
     <w:pPr>
       <w:keepNext/>
       <w:keepLines/>
-      <w:spacing w:before="200" w:after="0"/>
+      <w:spacing w:before="200" w:after="120" w:line="259" w:lineRule="auto"/>
       <w:outlineLvl w:val="1"/>
     </w:pPr>
     <w:rPr>
-      <w:rFonts w:asciiTheme="majorHAnsi" w:eastAsiaTheme="majorEastAsia" w:hAnsiTheme="majorHAnsi" w:cstheme="majorBidi"/>
+      <w:rFonts w:ascii="Times New Roman" w:hAnsi="Times New Roman"/>
       <w:b/>
       <w:bCs/>
-      <w:color w:val="4F81BD" w:themeColor="accent1"/>
+      <w:color w:val="000000"/>
       <w:sz w:val="26"/>
       <w:szCs w:val="26"/>
+      <w:lang w:val="ky-KG"/>
     </w:rPr>
   </w:style>
   <w:style w:type="paragraph" w:styleId="Heading3">
@@ -998,7 +832,7 @@
       <w:outlineLvl w:val="2"/>
     </w:pPr>
     <w:rPr>
-      <w:rFonts w:asciiTheme="majorHAnsi" w:eastAsiaTheme="majorEastAsia" w:hAnsiTheme="majorHAnsi" w:cstheme="majorBidi"/>
+      <w:rFonts/>
       <w:b/>
       <w:bCs/>
       <w:color w:val="4F81BD" w:themeColor="accent1"/>
@@ -1021,7 +855,7 @@
       <w:outlineLvl w:val="3"/>
     </w:pPr>
     <w:rPr>
-      <w:rFonts w:asciiTheme="majorHAnsi" w:eastAsiaTheme="majorEastAsia" w:hAnsiTheme="majorHAnsi" w:cstheme="majorBidi"/>
+      <w:rFonts/>
       <w:b/>
       <w:bCs/>
       <w:i/>
@@ -1046,7 +880,7 @@
       <w:outlineLvl w:val="4"/>
     </w:pPr>
     <w:rPr>
-      <w:rFonts w:asciiTheme="majorHAnsi" w:eastAsiaTheme="majorEastAsia" w:hAnsiTheme="majorHAnsi" w:cstheme="majorBidi"/>
+      <w:rFonts/>
       <w:color w:val="243F60" w:themeColor="accent1" w:themeShade="7F"/>
     </w:rPr>
   </w:style>
@@ -1067,7 +901,7 @@
       <w:outlineLvl w:val="5"/>
     </w:pPr>
     <w:rPr>
-      <w:rFonts w:asciiTheme="majorHAnsi" w:eastAsiaTheme="majorEastAsia" w:hAnsiTheme="majorHAnsi" w:cstheme="majorBidi"/>
+      <w:rFonts/>
       <w:i/>
       <w:iCs/>
       <w:color w:val="243F60" w:themeColor="accent1" w:themeShade="7F"/>
@@ -1090,7 +924,7 @@
       <w:outlineLvl w:val="6"/>
     </w:pPr>
     <w:rPr>
-      <w:rFonts w:asciiTheme="majorHAnsi" w:eastAsiaTheme="majorEastAsia" w:hAnsiTheme="majorHAnsi" w:cstheme="majorBidi"/>
+      <w:rFonts/>
       <w:i/>
       <w:iCs/>
       <w:color w:val="404040" w:themeColor="text1" w:themeTint="BF"/>
@@ -1113,7 +947,7 @@
       <w:outlineLvl w:val="7"/>
     </w:pPr>
     <w:rPr>
-      <w:rFonts w:asciiTheme="majorHAnsi" w:eastAsiaTheme="majorEastAsia" w:hAnsiTheme="majorHAnsi" w:cstheme="majorBidi"/>
+      <w:rFonts/>
       <w:color w:val="4F81BD" w:themeColor="accent1"/>
       <w:sz w:val="20"/>
       <w:szCs w:val="20"/>
@@ -1136,7 +970,7 @@
       <w:outlineLvl w:val="8"/>
     </w:pPr>
     <w:rPr>
-      <w:rFonts w:asciiTheme="majorHAnsi" w:eastAsiaTheme="majorEastAsia" w:hAnsiTheme="majorHAnsi" w:cstheme="majorBidi"/>
+      <w:rFonts/>
       <w:i/>
       <w:iCs/>
       <w:color w:val="404040" w:themeColor="text1" w:themeTint="BF"/>
@@ -1187,7 +1021,7 @@
     <w:uiPriority w:val="9"/>
     <w:rsid w:val="00FC693F"/>
     <w:rPr>
-      <w:rFonts w:asciiTheme="majorHAnsi" w:eastAsiaTheme="majorEastAsia" w:hAnsiTheme="majorHAnsi" w:cstheme="majorBidi"/>
+      <w:rFonts/>
       <w:b/>
       <w:bCs/>
       <w:color w:val="365F91" w:themeColor="accent1" w:themeShade="BF"/>
@@ -1202,7 +1036,7 @@
     <w:uiPriority w:val="9"/>
     <w:rsid w:val="00FC693F"/>
     <w:rPr>
-      <w:rFonts w:asciiTheme="majorHAnsi" w:eastAsiaTheme="majorEastAsia" w:hAnsiTheme="majorHAnsi" w:cstheme="majorBidi"/>
+      <w:rFonts/>
       <w:b/>
       <w:bCs/>
       <w:color w:val="4F81BD" w:themeColor="accent1"/>
@@ -1217,7 +1051,7 @@
     <w:uiPriority w:val="9"/>
     <w:rsid w:val="00FC693F"/>
     <w:rPr>
-      <w:rFonts w:asciiTheme="majorHAnsi" w:eastAsiaTheme="majorEastAsia" w:hAnsiTheme="majorHAnsi" w:cstheme="majorBidi"/>
+      <w:rFonts/>
       <w:b/>
       <w:bCs/>
       <w:color w:val="4F81BD" w:themeColor="accent1"/>
@@ -1232,19 +1066,17 @@
     <w:qFormat/>
     <w:rsid w:val="00FC693F"/>
     <w:pPr>
-      <w:pBdr>
-        <w:bottom w:val="single" w:sz="8" w:space="4" w:color="4F81BD" w:themeColor="accent1"/>
-      </w:pBdr>
-      <w:spacing w:after="300" w:line="240" w:lineRule="auto"/>
+      <w:spacing w:after="120" w:line="259" w:lineRule="auto"/>
       <w:contextualSpacing/>
     </w:pPr>
     <w:rPr>
-      <w:rFonts w:asciiTheme="majorHAnsi" w:eastAsiaTheme="majorEastAsia" w:hAnsiTheme="majorHAnsi" w:cstheme="majorBidi"/>
-      <w:color w:val="17365D" w:themeColor="text2" w:themeShade="BF"/>
+      <w:rFonts w:ascii="Times New Roman" w:hAnsi="Times New Roman"/>
+      <w:color w:val="000000"/>
       <w:spacing w:val="5"/>
       <w:kern w:val="28"/>
-      <w:sz w:val="52"/>
+      <w:sz w:val="40"/>
       <w:szCs w:val="52"/>
+      <w:lang w:val="ky-KG"/>
     </w:rPr>
   </w:style>
   <w:style w:type="character" w:customStyle="1" w:styleId="TitleChar">
@@ -1254,7 +1086,7 @@
     <w:uiPriority w:val="10"/>
     <w:rsid w:val="00FC693F"/>
     <w:rPr>
-      <w:rFonts w:asciiTheme="majorHAnsi" w:eastAsiaTheme="majorEastAsia" w:hAnsiTheme="majorHAnsi" w:cstheme="majorBidi"/>
+      <w:rFonts/>
       <w:color w:val="17365D" w:themeColor="text2" w:themeShade="BF"/>
       <w:spacing w:val="5"/>
       <w:kern w:val="28"/>
@@ -1276,7 +1108,7 @@
       </w:numPr>
     </w:pPr>
     <w:rPr>
-      <w:rFonts w:asciiTheme="majorHAnsi" w:eastAsiaTheme="majorEastAsia" w:hAnsiTheme="majorHAnsi" w:cstheme="majorBidi"/>
+      <w:rFonts/>
       <w:i/>
       <w:iCs/>
       <w:color w:val="4F81BD" w:themeColor="accent1"/>
@@ -1292,7 +1124,7 @@
     <w:uiPriority w:val="11"/>
     <w:rsid w:val="00FC693F"/>
     <w:rPr>
-      <w:rFonts w:asciiTheme="majorHAnsi" w:eastAsiaTheme="majorEastAsia" w:hAnsiTheme="majorHAnsi" w:cstheme="majorBidi"/>
+      <w:rFonts/>
       <w:i/>
       <w:iCs/>
       <w:color w:val="4F81BD" w:themeColor="accent1"/>
@@ -1417,8 +1249,15 @@
       <w:numPr>
         <w:numId w:val="1"/>
       </w:numPr>
+      <w:spacing w:after="120" w:line="259" w:lineRule="auto"/>
       <w:contextualSpacing/>
     </w:pPr>
+    <w:rPr>
+      <w:rFonts w:ascii="Times New Roman" w:hAnsi="Times New Roman"/>
+      <w:color w:val="000000"/>
+      <w:sz w:val="24"/>
+      <w:lang w:val="ky-KG"/>
+    </w:rPr>
   </w:style>
   <w:style w:type="paragraph" w:styleId="ListBullet2">
     <w:name w:val="List Bullet 2"/>
@@ -1590,7 +1429,7 @@
     <w:semiHidden/>
     <w:rsid w:val="00FC693F"/>
     <w:rPr>
-      <w:rFonts w:asciiTheme="majorHAnsi" w:eastAsiaTheme="majorEastAsia" w:hAnsiTheme="majorHAnsi" w:cstheme="majorBidi"/>
+      <w:rFonts/>
       <w:b/>
       <w:bCs/>
       <w:i/>
@@ -1606,7 +1445,7 @@
     <w:semiHidden/>
     <w:rsid w:val="00FC693F"/>
     <w:rPr>
-      <w:rFonts w:asciiTheme="majorHAnsi" w:eastAsiaTheme="majorEastAsia" w:hAnsiTheme="majorHAnsi" w:cstheme="majorBidi"/>
+      <w:rFonts/>
       <w:color w:val="243F60" w:themeColor="accent1" w:themeShade="7F"/>
     </w:rPr>
   </w:style>
@@ -1618,7 +1457,7 @@
     <w:semiHidden/>
     <w:rsid w:val="00FC693F"/>
     <w:rPr>
-      <w:rFonts w:asciiTheme="majorHAnsi" w:eastAsiaTheme="majorEastAsia" w:hAnsiTheme="majorHAnsi" w:cstheme="majorBidi"/>
+      <w:rFonts/>
       <w:i/>
       <w:iCs/>
       <w:color w:val="243F60" w:themeColor="accent1" w:themeShade="7F"/>
@@ -1632,7 +1471,7 @@
     <w:semiHidden/>
     <w:rsid w:val="00FC693F"/>
     <w:rPr>
-      <w:rFonts w:asciiTheme="majorHAnsi" w:eastAsiaTheme="majorEastAsia" w:hAnsiTheme="majorHAnsi" w:cstheme="majorBidi"/>
+      <w:rFonts/>
       <w:i/>
       <w:iCs/>
       <w:color w:val="404040" w:themeColor="text1" w:themeTint="BF"/>
@@ -1646,7 +1485,7 @@
     <w:semiHidden/>
     <w:rsid w:val="00FC693F"/>
     <w:rPr>
-      <w:rFonts w:asciiTheme="majorHAnsi" w:eastAsiaTheme="majorEastAsia" w:hAnsiTheme="majorHAnsi" w:cstheme="majorBidi"/>
+      <w:rFonts/>
       <w:color w:val="4F81BD" w:themeColor="accent1"/>
       <w:sz w:val="20"/>
       <w:szCs w:val="20"/>
@@ -1660,7 +1499,7 @@
     <w:semiHidden/>
     <w:rsid w:val="00FC693F"/>
     <w:rPr>
-      <w:rFonts w:asciiTheme="majorHAnsi" w:eastAsiaTheme="majorEastAsia" w:hAnsiTheme="majorHAnsi" w:cstheme="majorBidi"/>
+      <w:rFonts/>
       <w:i/>
       <w:iCs/>
       <w:color w:val="404040" w:themeColor="text1" w:themeTint="BF"/>
@@ -1719,9 +1558,6 @@
     <w:qFormat/>
     <w:rsid w:val="00FC693F"/>
     <w:pPr>
-      <w:pBdr>
-        <w:bottom w:val="single" w:sz="4" w:space="4" w:color="4F81BD" w:themeColor="accent1"/>
-      </w:pBdr>
       <w:spacing w:before="200" w:after="280"/>
       <w:ind w:left="936" w:right="936"/>
     </w:pPr>
@@ -3249,7 +3085,7 @@
         <w:spacing w:before="0" w:after="0" w:line="240" w:lineRule="auto"/>
       </w:pPr>
       <w:rPr>
-        <w:rFonts w:asciiTheme="majorHAnsi" w:eastAsiaTheme="majorEastAsia" w:hAnsiTheme="majorHAnsi" w:cstheme="majorBidi"/>
+        <w:rFonts/>
         <w:b/>
         <w:bCs/>
       </w:rPr>
@@ -3270,7 +3106,7 @@
         <w:spacing w:before="0" w:after="0" w:line="240" w:lineRule="auto"/>
       </w:pPr>
       <w:rPr>
-        <w:rFonts w:asciiTheme="majorHAnsi" w:eastAsiaTheme="majorEastAsia" w:hAnsiTheme="majorHAnsi" w:cstheme="majorBidi"/>
+        <w:rFonts/>
         <w:b/>
         <w:bCs/>
       </w:rPr>
@@ -3288,14 +3124,14 @@
     </w:tblStylePr>
     <w:tblStylePr w:type="firstCol">
       <w:rPr>
-        <w:rFonts w:asciiTheme="majorHAnsi" w:eastAsiaTheme="majorEastAsia" w:hAnsiTheme="majorHAnsi" w:cstheme="majorBidi"/>
+        <w:rFonts/>
         <w:b/>
         <w:bCs/>
       </w:rPr>
     </w:tblStylePr>
     <w:tblStylePr w:type="lastCol">
       <w:rPr>
-        <w:rFonts w:asciiTheme="majorHAnsi" w:eastAsiaTheme="majorEastAsia" w:hAnsiTheme="majorHAnsi" w:cstheme="majorBidi"/>
+        <w:rFonts/>
         <w:b/>
         <w:bCs/>
       </w:rPr>
@@ -3379,7 +3215,7 @@
         <w:spacing w:before="0" w:after="0" w:line="240" w:lineRule="auto"/>
       </w:pPr>
       <w:rPr>
-        <w:rFonts w:asciiTheme="majorHAnsi" w:eastAsiaTheme="majorEastAsia" w:hAnsiTheme="majorHAnsi" w:cstheme="majorBidi"/>
+        <w:rFonts/>
         <w:b/>
         <w:bCs/>
       </w:rPr>
@@ -3400,7 +3236,7 @@
         <w:spacing w:before="0" w:after="0" w:line="240" w:lineRule="auto"/>
       </w:pPr>
       <w:rPr>
-        <w:rFonts w:asciiTheme="majorHAnsi" w:eastAsiaTheme="majorEastAsia" w:hAnsiTheme="majorHAnsi" w:cstheme="majorBidi"/>
+        <w:rFonts/>
         <w:b/>
         <w:bCs/>
       </w:rPr>
@@ -3418,14 +3254,14 @@
     </w:tblStylePr>
     <w:tblStylePr w:type="firstCol">
       <w:rPr>
-        <w:rFonts w:asciiTheme="majorHAnsi" w:eastAsiaTheme="majorEastAsia" w:hAnsiTheme="majorHAnsi" w:cstheme="majorBidi"/>
+        <w:rFonts/>
         <w:b/>
         <w:bCs/>
       </w:rPr>
     </w:tblStylePr>
     <w:tblStylePr w:type="lastCol">
       <w:rPr>
-        <w:rFonts w:asciiTheme="majorHAnsi" w:eastAsiaTheme="majorEastAsia" w:hAnsiTheme="majorHAnsi" w:cstheme="majorBidi"/>
+        <w:rFonts/>
         <w:b/>
         <w:bCs/>
       </w:rPr>
@@ -3509,7 +3345,7 @@
         <w:spacing w:before="0" w:after="0" w:line="240" w:lineRule="auto"/>
       </w:pPr>
       <w:rPr>
-        <w:rFonts w:asciiTheme="majorHAnsi" w:eastAsiaTheme="majorEastAsia" w:hAnsiTheme="majorHAnsi" w:cstheme="majorBidi"/>
+        <w:rFonts/>
         <w:b/>
         <w:bCs/>
       </w:rPr>
@@ -3530,7 +3366,7 @@
         <w:spacing w:before="0" w:after="0" w:line="240" w:lineRule="auto"/>
       </w:pPr>
       <w:rPr>
-        <w:rFonts w:asciiTheme="majorHAnsi" w:eastAsiaTheme="majorEastAsia" w:hAnsiTheme="majorHAnsi" w:cstheme="majorBidi"/>
+        <w:rFonts/>
         <w:b/>
         <w:bCs/>
       </w:rPr>
@@ -3548,14 +3384,14 @@
     </w:tblStylePr>
     <w:tblStylePr w:type="firstCol">
       <w:rPr>
-        <w:rFonts w:asciiTheme="majorHAnsi" w:eastAsiaTheme="majorEastAsia" w:hAnsiTheme="majorHAnsi" w:cstheme="majorBidi"/>
+        <w:rFonts/>
         <w:b/>
         <w:bCs/>
       </w:rPr>
     </w:tblStylePr>
     <w:tblStylePr w:type="lastCol">
       <w:rPr>
-        <w:rFonts w:asciiTheme="majorHAnsi" w:eastAsiaTheme="majorEastAsia" w:hAnsiTheme="majorHAnsi" w:cstheme="majorBidi"/>
+        <w:rFonts/>
         <w:b/>
         <w:bCs/>
       </w:rPr>
@@ -3639,7 +3475,7 @@
         <w:spacing w:before="0" w:after="0" w:line="240" w:lineRule="auto"/>
       </w:pPr>
       <w:rPr>
-        <w:rFonts w:asciiTheme="majorHAnsi" w:eastAsiaTheme="majorEastAsia" w:hAnsiTheme="majorHAnsi" w:cstheme="majorBidi"/>
+        <w:rFonts/>
         <w:b/>
         <w:bCs/>
       </w:rPr>
@@ -3660,7 +3496,7 @@
         <w:spacing w:before="0" w:after="0" w:line="240" w:lineRule="auto"/>
       </w:pPr>
       <w:rPr>
-        <w:rFonts w:asciiTheme="majorHAnsi" w:eastAsiaTheme="majorEastAsia" w:hAnsiTheme="majorHAnsi" w:cstheme="majorBidi"/>
+        <w:rFonts/>
         <w:b/>
         <w:bCs/>
       </w:rPr>
@@ -3678,14 +3514,14 @@
     </w:tblStylePr>
     <w:tblStylePr w:type="firstCol">
       <w:rPr>
-        <w:rFonts w:asciiTheme="majorHAnsi" w:eastAsiaTheme="majorEastAsia" w:hAnsiTheme="majorHAnsi" w:cstheme="majorBidi"/>
+        <w:rFonts/>
         <w:b/>
         <w:bCs/>
       </w:rPr>
     </w:tblStylePr>
     <w:tblStylePr w:type="lastCol">
       <w:rPr>
-        <w:rFonts w:asciiTheme="majorHAnsi" w:eastAsiaTheme="majorEastAsia" w:hAnsiTheme="majorHAnsi" w:cstheme="majorBidi"/>
+        <w:rFonts/>
         <w:b/>
         <w:bCs/>
       </w:rPr>
@@ -3769,7 +3605,7 @@
         <w:spacing w:before="0" w:after="0" w:line="240" w:lineRule="auto"/>
       </w:pPr>
       <w:rPr>
-        <w:rFonts w:asciiTheme="majorHAnsi" w:eastAsiaTheme="majorEastAsia" w:hAnsiTheme="majorHAnsi" w:cstheme="majorBidi"/>
+        <w:rFonts/>
         <w:b/>
         <w:bCs/>
       </w:rPr>
@@ -3790,7 +3626,7 @@
         <w:spacing w:before="0" w:after="0" w:line="240" w:lineRule="auto"/>
       </w:pPr>
       <w:rPr>
-        <w:rFonts w:asciiTheme="majorHAnsi" w:eastAsiaTheme="majorEastAsia" w:hAnsiTheme="majorHAnsi" w:cstheme="majorBidi"/>
+        <w:rFonts/>
         <w:b/>
         <w:bCs/>
       </w:rPr>
@@ -3808,14 +3644,14 @@
     </w:tblStylePr>
     <w:tblStylePr w:type="firstCol">
       <w:rPr>
-        <w:rFonts w:asciiTheme="majorHAnsi" w:eastAsiaTheme="majorEastAsia" w:hAnsiTheme="majorHAnsi" w:cstheme="majorBidi"/>
+        <w:rFonts/>
         <w:b/>
         <w:bCs/>
       </w:rPr>
     </w:tblStylePr>
     <w:tblStylePr w:type="lastCol">
       <w:rPr>
-        <w:rFonts w:asciiTheme="majorHAnsi" w:eastAsiaTheme="majorEastAsia" w:hAnsiTheme="majorHAnsi" w:cstheme="majorBidi"/>
+        <w:rFonts/>
         <w:b/>
         <w:bCs/>
       </w:rPr>
@@ -3899,7 +3735,7 @@
         <w:spacing w:before="0" w:after="0" w:line="240" w:lineRule="auto"/>
       </w:pPr>
       <w:rPr>
-        <w:rFonts w:asciiTheme="majorHAnsi" w:eastAsiaTheme="majorEastAsia" w:hAnsiTheme="majorHAnsi" w:cstheme="majorBidi"/>
+        <w:rFonts/>
         <w:b/>
         <w:bCs/>
       </w:rPr>
@@ -3920,7 +3756,7 @@
         <w:spacing w:before="0" w:after="0" w:line="240" w:lineRule="auto"/>
       </w:pPr>
       <w:rPr>
-        <w:rFonts w:asciiTheme="majorHAnsi" w:eastAsiaTheme="majorEastAsia" w:hAnsiTheme="majorHAnsi" w:cstheme="majorBidi"/>
+        <w:rFonts/>
         <w:b/>
         <w:bCs/>
       </w:rPr>
@@ -3938,14 +3774,14 @@
     </w:tblStylePr>
     <w:tblStylePr w:type="firstCol">
       <w:rPr>
-        <w:rFonts w:asciiTheme="majorHAnsi" w:eastAsiaTheme="majorEastAsia" w:hAnsiTheme="majorHAnsi" w:cstheme="majorBidi"/>
+        <w:rFonts/>
         <w:b/>
         <w:bCs/>
       </w:rPr>
     </w:tblStylePr>
     <w:tblStylePr w:type="lastCol">
       <w:rPr>
-        <w:rFonts w:asciiTheme="majorHAnsi" w:eastAsiaTheme="majorEastAsia" w:hAnsiTheme="majorHAnsi" w:cstheme="majorBidi"/>
+        <w:rFonts/>
         <w:b/>
         <w:bCs/>
       </w:rPr>
@@ -4029,7 +3865,7 @@
         <w:spacing w:before="0" w:after="0" w:line="240" w:lineRule="auto"/>
       </w:pPr>
       <w:rPr>
-        <w:rFonts w:asciiTheme="majorHAnsi" w:eastAsiaTheme="majorEastAsia" w:hAnsiTheme="majorHAnsi" w:cstheme="majorBidi"/>
+        <w:rFonts/>
         <w:b/>
         <w:bCs/>
       </w:rPr>
@@ -4050,7 +3886,7 @@
         <w:spacing w:before="0" w:after="0" w:line="240" w:lineRule="auto"/>
       </w:pPr>
       <w:rPr>
-        <w:rFonts w:asciiTheme="majorHAnsi" w:eastAsiaTheme="majorEastAsia" w:hAnsiTheme="majorHAnsi" w:cstheme="majorBidi"/>
+        <w:rFonts/>
         <w:b/>
         <w:bCs/>
       </w:rPr>
@@ -4068,14 +3904,14 @@
     </w:tblStylePr>
     <w:tblStylePr w:type="firstCol">
       <w:rPr>
-        <w:rFonts w:asciiTheme="majorHAnsi" w:eastAsiaTheme="majorEastAsia" w:hAnsiTheme="majorHAnsi" w:cstheme="majorBidi"/>
+        <w:rFonts/>
         <w:b/>
         <w:bCs/>
       </w:rPr>
     </w:tblStylePr>
     <w:tblStylePr w:type="lastCol">
       <w:rPr>
-        <w:rFonts w:asciiTheme="majorHAnsi" w:eastAsiaTheme="majorEastAsia" w:hAnsiTheme="majorHAnsi" w:cstheme="majorBidi"/>
+        <w:rFonts/>
         <w:b/>
         <w:bCs/>
       </w:rPr>
@@ -5940,7 +5776,7 @@
     </w:tblPr>
     <w:tblStylePr w:type="firstRow">
       <w:rPr>
-        <w:rFonts w:asciiTheme="majorHAnsi" w:eastAsiaTheme="majorEastAsia" w:hAnsiTheme="majorHAnsi" w:cstheme="majorBidi"/>
+        <w:rFonts/>
       </w:rPr>
       <w:tblPr/>
       <w:tcPr>
@@ -6024,7 +5860,7 @@
     </w:tblPr>
     <w:tblStylePr w:type="firstRow">
       <w:rPr>
-        <w:rFonts w:asciiTheme="majorHAnsi" w:eastAsiaTheme="majorEastAsia" w:hAnsiTheme="majorHAnsi" w:cstheme="majorBidi"/>
+        <w:rFonts/>
       </w:rPr>
       <w:tblPr/>
       <w:tcPr>
@@ -6108,7 +5944,7 @@
     </w:tblPr>
     <w:tblStylePr w:type="firstRow">
       <w:rPr>
-        <w:rFonts w:asciiTheme="majorHAnsi" w:eastAsiaTheme="majorEastAsia" w:hAnsiTheme="majorHAnsi" w:cstheme="majorBidi"/>
+        <w:rFonts/>
       </w:rPr>
       <w:tblPr/>
       <w:tcPr>
@@ -6192,7 +6028,7 @@
     </w:tblPr>
     <w:tblStylePr w:type="firstRow">
       <w:rPr>
-        <w:rFonts w:asciiTheme="majorHAnsi" w:eastAsiaTheme="majorEastAsia" w:hAnsiTheme="majorHAnsi" w:cstheme="majorBidi"/>
+        <w:rFonts/>
       </w:rPr>
       <w:tblPr/>
       <w:tcPr>
@@ -6276,7 +6112,7 @@
     </w:tblPr>
     <w:tblStylePr w:type="firstRow">
       <w:rPr>
-        <w:rFonts w:asciiTheme="majorHAnsi" w:eastAsiaTheme="majorEastAsia" w:hAnsiTheme="majorHAnsi" w:cstheme="majorBidi"/>
+        <w:rFonts/>
       </w:rPr>
       <w:tblPr/>
       <w:tcPr>
@@ -6360,7 +6196,7 @@
     </w:tblPr>
     <w:tblStylePr w:type="firstRow">
       <w:rPr>
-        <w:rFonts w:asciiTheme="majorHAnsi" w:eastAsiaTheme="majorEastAsia" w:hAnsiTheme="majorHAnsi" w:cstheme="majorBidi"/>
+        <w:rFonts/>
       </w:rPr>
       <w:tblPr/>
       <w:tcPr>
@@ -6444,7 +6280,7 @@
     </w:tblPr>
     <w:tblStylePr w:type="firstRow">
       <w:rPr>
-        <w:rFonts w:asciiTheme="majorHAnsi" w:eastAsiaTheme="majorEastAsia" w:hAnsiTheme="majorHAnsi" w:cstheme="majorBidi"/>
+        <w:rFonts/>
       </w:rPr>
       <w:tblPr/>
       <w:tcPr>
@@ -6509,7 +6345,7 @@
       <w:spacing w:after="0" w:line="240" w:lineRule="auto"/>
     </w:pPr>
     <w:rPr>
-      <w:rFonts w:asciiTheme="majorHAnsi" w:eastAsiaTheme="majorEastAsia" w:hAnsiTheme="majorHAnsi" w:cstheme="majorBidi"/>
+      <w:rFonts/>
       <w:color w:val="000000" w:themeColor="text1"/>
     </w:rPr>
     <w:tblPr>
@@ -6637,7 +6473,7 @@
       <w:spacing w:after="0" w:line="240" w:lineRule="auto"/>
     </w:pPr>
     <w:rPr>
-      <w:rFonts w:asciiTheme="majorHAnsi" w:eastAsiaTheme="majorEastAsia" w:hAnsiTheme="majorHAnsi" w:cstheme="majorBidi"/>
+      <w:rFonts/>
       <w:color w:val="000000" w:themeColor="text1"/>
     </w:rPr>
     <w:tblPr>
@@ -6765,7 +6601,7 @@
       <w:spacing w:after="0" w:line="240" w:lineRule="auto"/>
     </w:pPr>
     <w:rPr>
-      <w:rFonts w:asciiTheme="majorHAnsi" w:eastAsiaTheme="majorEastAsia" w:hAnsiTheme="majorHAnsi" w:cstheme="majorBidi"/>
+      <w:rFonts/>
       <w:color w:val="000000" w:themeColor="text1"/>
     </w:rPr>
     <w:tblPr>
@@ -6893,7 +6729,7 @@
       <w:spacing w:after="0" w:line="240" w:lineRule="auto"/>
     </w:pPr>
     <w:rPr>
-      <w:rFonts w:asciiTheme="majorHAnsi" w:eastAsiaTheme="majorEastAsia" w:hAnsiTheme="majorHAnsi" w:cstheme="majorBidi"/>
+      <w:rFonts/>
       <w:color w:val="000000" w:themeColor="text1"/>
     </w:rPr>
     <w:tblPr>
@@ -7021,7 +6857,7 @@
       <w:spacing w:after="0" w:line="240" w:lineRule="auto"/>
     </w:pPr>
     <w:rPr>
-      <w:rFonts w:asciiTheme="majorHAnsi" w:eastAsiaTheme="majorEastAsia" w:hAnsiTheme="majorHAnsi" w:cstheme="majorBidi"/>
+      <w:rFonts/>
       <w:color w:val="000000" w:themeColor="text1"/>
     </w:rPr>
     <w:tblPr>
@@ -7149,7 +6985,7 @@
       <w:spacing w:after="0" w:line="240" w:lineRule="auto"/>
     </w:pPr>
     <w:rPr>
-      <w:rFonts w:asciiTheme="majorHAnsi" w:eastAsiaTheme="majorEastAsia" w:hAnsiTheme="majorHAnsi" w:cstheme="majorBidi"/>
+      <w:rFonts/>
       <w:color w:val="000000" w:themeColor="text1"/>
     </w:rPr>
     <w:tblPr>
@@ -7277,7 +7113,7 @@
       <w:spacing w:after="0" w:line="240" w:lineRule="auto"/>
     </w:pPr>
     <w:rPr>
-      <w:rFonts w:asciiTheme="majorHAnsi" w:eastAsiaTheme="majorEastAsia" w:hAnsiTheme="majorHAnsi" w:cstheme="majorBidi"/>
+      <w:rFonts/>
       <w:color w:val="000000" w:themeColor="text1"/>
     </w:rPr>
     <w:tblPr>
@@ -7916,7 +7752,7 @@
       <w:spacing w:after="0" w:line="240" w:lineRule="auto"/>
     </w:pPr>
     <w:rPr>
-      <w:rFonts w:asciiTheme="majorHAnsi" w:eastAsiaTheme="majorEastAsia" w:hAnsiTheme="majorHAnsi" w:cstheme="majorBidi"/>
+      <w:rFonts/>
       <w:color w:val="000000" w:themeColor="text1"/>
     </w:rPr>
     <w:tblPr>
@@ -8041,7 +7877,7 @@
       <w:spacing w:after="0" w:line="240" w:lineRule="auto"/>
     </w:pPr>
     <w:rPr>
-      <w:rFonts w:asciiTheme="majorHAnsi" w:eastAsiaTheme="majorEastAsia" w:hAnsiTheme="majorHAnsi" w:cstheme="majorBidi"/>
+      <w:rFonts/>
       <w:color w:val="000000" w:themeColor="text1"/>
     </w:rPr>
     <w:tblPr>
@@ -8166,7 +8002,7 @@
       <w:spacing w:after="0" w:line="240" w:lineRule="auto"/>
     </w:pPr>
     <w:rPr>
-      <w:rFonts w:asciiTheme="majorHAnsi" w:eastAsiaTheme="majorEastAsia" w:hAnsiTheme="majorHAnsi" w:cstheme="majorBidi"/>
+      <w:rFonts/>
       <w:color w:val="000000" w:themeColor="text1"/>
     </w:rPr>
     <w:tblPr>
@@ -8291,7 +8127,7 @@
       <w:spacing w:after="0" w:line="240" w:lineRule="auto"/>
     </w:pPr>
     <w:rPr>
-      <w:rFonts w:asciiTheme="majorHAnsi" w:eastAsiaTheme="majorEastAsia" w:hAnsiTheme="majorHAnsi" w:cstheme="majorBidi"/>
+      <w:rFonts/>
       <w:color w:val="000000" w:themeColor="text1"/>
     </w:rPr>
     <w:tblPr>
@@ -8416,7 +8252,7 @@
       <w:spacing w:after="0" w:line="240" w:lineRule="auto"/>
     </w:pPr>
     <w:rPr>
-      <w:rFonts w:asciiTheme="majorHAnsi" w:eastAsiaTheme="majorEastAsia" w:hAnsiTheme="majorHAnsi" w:cstheme="majorBidi"/>
+      <w:rFonts/>
       <w:color w:val="000000" w:themeColor="text1"/>
     </w:rPr>
     <w:tblPr>
@@ -8541,7 +8377,7 @@
       <w:spacing w:after="0" w:line="240" w:lineRule="auto"/>
     </w:pPr>
     <w:rPr>
-      <w:rFonts w:asciiTheme="majorHAnsi" w:eastAsiaTheme="majorEastAsia" w:hAnsiTheme="majorHAnsi" w:cstheme="majorBidi"/>
+      <w:rFonts/>
       <w:color w:val="000000" w:themeColor="text1"/>
     </w:rPr>
     <w:tblPr>
@@ -8666,7 +8502,7 @@
       <w:spacing w:after="0" w:line="240" w:lineRule="auto"/>
     </w:pPr>
     <w:rPr>
-      <w:rFonts w:asciiTheme="majorHAnsi" w:eastAsiaTheme="majorEastAsia" w:hAnsiTheme="majorHAnsi" w:cstheme="majorBidi"/>
+      <w:rFonts/>
       <w:color w:val="000000" w:themeColor="text1"/>
     </w:rPr>
     <w:tblPr>
